--- a/prompts_page3.docx
+++ b/prompts_page3.docx
@@ -746,7 +746,29 @@
         <w:rPr>
           <w:rFonts w:hint="eastAsia"/>
         </w:rPr>
-        <w:t>Introduce the specific techniques, methods, or approaches currently available in this field that could potentially address the research gap outlined in Paragraph 2.</w:t>
+        <w:t>Introduce the specific techniques, methods, or approaches currently available in this field</w:t>
+      </w:r>
+      <w:r>
+        <w:rPr>
+          <w:rFonts w:eastAsia="宋体" w:hint="eastAsia"/>
+          <w:lang w:eastAsia="zh-CN"/>
+        </w:rPr>
+        <w:t xml:space="preserve"> by some citation </w:t>
+      </w:r>
+      <w:r>
+        <w:rPr>
+          <w:rFonts w:hint="eastAsia"/>
+          <w:sz w:val="20"/>
+          <w:szCs w:val="20"/>
+          <w:lang w:eastAsia="zh-CN"/>
+        </w:rPr>
+        <w:t>(e.g., "A literature could be cited here to support 'xxx'").</w:t>
+      </w:r>
+      <w:r>
+        <w:rPr>
+          <w:rFonts w:hint="eastAsia"/>
+        </w:rPr>
+        <w:t xml:space="preserve"> that could potentially address the research gap outlined in Paragraph 2.</w:t>
       </w:r>
     </w:p>
     <w:p>
@@ -1178,7 +1200,7 @@
     <w:p>
       <w:pPr>
         <w:rPr>
-          <w:rFonts w:eastAsia="宋体"/>
+          <w:rFonts w:eastAsia="宋体" w:hint="eastAsia"/>
           <w:lang w:eastAsia="zh-CN"/>
         </w:rPr>
       </w:pPr>
@@ -1203,30 +1225,6 @@
           <w:lang w:eastAsia="zh-CN"/>
         </w:rPr>
       </w:pPr>
-    </w:p>
-    <w:p>
-      <w:pPr>
-        <w:rPr>
-          <w:rFonts w:eastAsia="宋体"/>
-          <w:lang w:eastAsia="zh-CN"/>
-        </w:rPr>
-      </w:pPr>
-    </w:p>
-    <w:p>
-      <w:pPr>
-        <w:rPr>
-          <w:rFonts w:eastAsia="宋体" w:hint="eastAsia"/>
-          <w:lang w:eastAsia="zh-CN"/>
-        </w:rPr>
-      </w:pPr>
-      <w:r>
-        <w:rPr>
-          <w:rFonts w:ascii="Source Sans Pro" w:hAnsi="Source Sans Pro"/>
-          <w:color w:val="31333F"/>
-          <w:shd w:val="clear" w:color="auto" w:fill="F8FAFC"/>
-        </w:rPr>
-        <w:t>The escalating impacts of climate change and rapid urbanization are intensifying geohazards such as landslides, soil erosion, and ground subsidence, while simultaneously expanding the footprint of critical infrastructure into increasingly complex geological settings. These convergent trends amplify the risk of catastrophic geotechnical failures, leading to severe economic losses, environmental degradation, and threats to human life. Within this context, the accurate characterization of subsurface conditions—the foundation of all geotechnical design—has emerged as a paramount scientific and engineering challenge. Geotechnical data fusion, the systematic integration of heterogeneous, multi-source subsurface information (e.g., borehole logs, cone penetration tests, geophysical surveys, and remote sensing) to construct coherent three-dimensional ground models, lies at the heart of this endeavor. Its distinctive challenge arises from the inherent spatial heterogeneity of natural soils and rocks, the multi-scale and multi-modal nature of the available data, and the pervasive presence of measurement and interpretation uncertainties. When successfully implemented, geotechnical data fusion has demonstrated transformative value in optimizing site investigation programs and reducing construction risk through more informed foundation design. When successfully implemented, geotechnical data fusion has demonstrated transformative value in optimizing site investigation programs and reducing construction risk through more informed foundation design.</w:t>
-      </w:r>
     </w:p>
     <w:sectPr>
       <w:pgSz w:w="12240" w:h="15840"/>

--- a/prompts_page3.docx
+++ b/prompts_page3.docx
@@ -4,13 +4,8 @@
   <w:body>
     <w:p>
       <w:r>
-        <w:t xml:space="preserve">Write a rigorous academic Introduction section for a research paper on the following </w:t>
-      </w:r>
-      <w:proofErr w:type="gramStart"/>
-      <w:r>
-        <w:t>topic: {topic}.</w:t>
-      </w:r>
-      <w:proofErr w:type="gramEnd"/>
+        <w:t>Write a rigorous academic Introduction section for a research paper on the following topic: {topic}.</w:t>
+      </w:r>
     </w:p>
     <w:p/>
     <w:p>
@@ -21,41 +16,17 @@
     <w:p/>
     <w:p>
       <w:r>
-        <w:t xml:space="preserve">**Paragraph 1 — Broad Background &amp; Scientific </w:t>
-      </w:r>
-      <w:proofErr w:type="gramStart"/>
-      <w:r>
-        <w:t>Problem</w:t>
+        <w:t>**Paragraph 1 — Broad Background &amp; Scientific Problem</w:t>
       </w:r>
       <w:r>
         <w:rPr>
           <w:rFonts w:ascii="宋体" w:eastAsia="宋体" w:hAnsi="宋体" w:hint="eastAsia"/>
           <w:lang w:eastAsia="zh-CN"/>
         </w:rPr>
-        <w:t>(</w:t>
-      </w:r>
-      <w:proofErr w:type="gramEnd"/>
-      <w:r>
-        <w:rPr>
-          <w:rFonts w:ascii="宋体" w:eastAsia="宋体" w:hAnsi="宋体" w:hint="eastAsia"/>
-          <w:lang w:eastAsia="zh-CN"/>
-        </w:rPr>
-        <w:t>no more than 180 words</w:t>
-      </w:r>
-      <w:proofErr w:type="gramStart"/>
-      <w:r>
-        <w:rPr>
-          <w:rFonts w:ascii="宋体" w:eastAsia="宋体" w:hAnsi="宋体" w:hint="eastAsia"/>
-          <w:lang w:eastAsia="zh-CN"/>
-        </w:rPr>
-        <w:t>)</w:t>
-      </w:r>
-      <w:r>
-        <w:t>:*</w:t>
-      </w:r>
-      <w:proofErr w:type="gramEnd"/>
-      <w:r>
-        <w:t>*</w:t>
+        <w:t>(no more than 180 words)</w:t>
+      </w:r>
+      <w:r>
+        <w:t>:**</w:t>
       </w:r>
     </w:p>
     <w:p>
@@ -340,15 +311,7 @@
     </w:p>
     <w:p>
       <w:r>
-        <w:t xml:space="preserve">**Paragraph 2 — Existing </w:t>
-      </w:r>
-      <w:proofErr w:type="gramStart"/>
-      <w:r>
-        <w:t>Research:*</w:t>
-      </w:r>
-      <w:proofErr w:type="gramEnd"/>
-      <w:r>
-        <w:t>*</w:t>
+        <w:t>**Paragraph 2 — Existing Research:**</w:t>
       </w:r>
     </w:p>
     <w:p>
@@ -673,15 +636,7 @@
         <w:t>Possible</w:t>
       </w:r>
       <w:r>
-        <w:t xml:space="preserve"> </w:t>
-      </w:r>
-      <w:proofErr w:type="gramStart"/>
-      <w:r>
-        <w:t>Techniques:*</w:t>
-      </w:r>
-      <w:proofErr w:type="gramEnd"/>
-      <w:r>
-        <w:t>*</w:t>
+        <w:t xml:space="preserve"> Techniques:**</w:t>
       </w:r>
     </w:p>
     <w:p>
@@ -800,22 +755,14 @@
         <w:rPr>
           <w:rFonts w:hint="eastAsia"/>
         </w:rPr>
-        <w:t xml:space="preserve">What are the known limitations, inherent weaknesses, or practical constraints of these </w:t>
-      </w:r>
-      <w:proofErr w:type="gramStart"/>
+        <w:t>What are the known limitations, inherent weaknesses, or practical constraints of these techniques?</w:t>
+      </w:r>
       <w:r>
         <w:rPr>
           <w:rFonts w:hint="eastAsia"/>
         </w:rPr>
-        <w:t>techniques?</w:t>
-      </w:r>
-      <w:r>
-        <w:rPr>
-          <w:rFonts w:hint="eastAsia"/>
-        </w:rPr>
         <w:t>—</w:t>
       </w:r>
-      <w:proofErr w:type="gramEnd"/>
       <w:r>
         <w:rPr>
           <w:rFonts w:hint="eastAsia"/>
@@ -909,15 +856,7 @@
     </w:p>
     <w:p>
       <w:r>
-        <w:t xml:space="preserve">**Paragraph 4 — What We Did / Our </w:t>
-      </w:r>
-      <w:proofErr w:type="gramStart"/>
-      <w:r>
-        <w:t>Contribution:*</w:t>
-      </w:r>
-      <w:proofErr w:type="gramEnd"/>
-      <w:r>
-        <w:t>*</w:t>
+        <w:t>**Paragraph 4 — What We Did / Our Contribution:**</w:t>
       </w:r>
     </w:p>
     <w:p>
@@ -927,7 +866,6 @@
           <w:lang w:eastAsia="zh-CN"/>
         </w:rPr>
       </w:pPr>
-      <w:proofErr w:type="gramStart"/>
       <w:r>
         <w:rPr>
           <w:rFonts w:hint="eastAsia"/>
@@ -938,14 +876,7 @@
         <w:rPr>
           <w:rFonts w:hint="eastAsia"/>
         </w:rPr>
-        <w:t>Sentence</w:t>
-      </w:r>
-      <w:proofErr w:type="gramEnd"/>
-      <w:r>
-        <w:rPr>
-          <w:rFonts w:hint="eastAsia"/>
-        </w:rPr>
-        <w:t xml:space="preserve"> 1-4</w:t>
+        <w:t>Sentence 1-4</w:t>
       </w:r>
       <w:r>
         <w:rPr>
@@ -1021,22 +952,14 @@
         <w:rPr>
           <w:rFonts w:hint="eastAsia"/>
         </w:rPr>
-        <w:t>Start with "Overall, the key contributions of this study are listed below</w:t>
-      </w:r>
-      <w:proofErr w:type="gramStart"/>
+        <w:t>Start with "Overall, the key contributions of this study are listed below:"</w:t>
+      </w:r>
       <w:r>
         <w:rPr>
           <w:rFonts w:hint="eastAsia"/>
         </w:rPr>
-        <w:t>:"</w:t>
-      </w:r>
-      <w:r>
-        <w:rPr>
-          <w:rFonts w:hint="eastAsia"/>
-        </w:rPr>
         <w:t>—</w:t>
       </w:r>
-      <w:proofErr w:type="gramEnd"/>
       <w:r>
         <w:rPr>
           <w:rFonts w:hint="eastAsia"/>
@@ -1200,7 +1123,7 @@
     <w:p>
       <w:pPr>
         <w:rPr>
-          <w:rFonts w:eastAsia="宋体" w:hint="eastAsia"/>
+          <w:rFonts w:eastAsia="宋体"/>
           <w:lang w:eastAsia="zh-CN"/>
         </w:rPr>
       </w:pPr>
@@ -1221,10 +1144,73 @@
     <w:p>
       <w:pPr>
         <w:rPr>
+          <w:rFonts w:eastAsia="宋体" w:hint="eastAsia"/>
+          <w:lang w:eastAsia="zh-CN"/>
+        </w:rPr>
+      </w:pPr>
+      <w:r>
+        <w:rPr>
+          <w:rFonts w:eastAsia="宋体" w:hint="eastAsia"/>
+          <w:lang w:eastAsia="zh-CN"/>
+        </w:rPr>
+        <w:t xml:space="preserve">6. Reduce AI words, such as </w:t>
+      </w:r>
+      <w:r>
+        <w:rPr>
           <w:rFonts w:eastAsia="宋体"/>
           <w:lang w:eastAsia="zh-CN"/>
         </w:rPr>
-      </w:pPr>
+        <w:t>“</w:t>
+      </w:r>
+      <w:r>
+        <w:rPr>
+          <w:rFonts w:eastAsia="宋体"/>
+          <w:lang w:eastAsia="zh-CN"/>
+        </w:rPr>
+        <w:t>—</w:t>
+      </w:r>
+      <w:r>
+        <w:rPr>
+          <w:rFonts w:eastAsia="宋体"/>
+          <w:lang w:eastAsia="zh-CN"/>
+        </w:rPr>
+        <w:t>”</w:t>
+      </w:r>
+      <w:r>
+        <w:rPr>
+          <w:rFonts w:eastAsia="宋体" w:hint="eastAsia"/>
+          <w:lang w:eastAsia="zh-CN"/>
+        </w:rPr>
+        <w:t xml:space="preserve">, </w:t>
+      </w:r>
+      <w:r>
+        <w:rPr>
+          <w:rFonts w:eastAsia="宋体"/>
+          <w:lang w:eastAsia="zh-CN"/>
+        </w:rPr>
+        <w:t>“</w:t>
+      </w:r>
+      <w:r>
+        <w:rPr>
+          <w:rFonts w:eastAsia="宋体"/>
+          <w:lang w:eastAsia="zh-CN"/>
+        </w:rPr>
+        <w:t>align with</w:t>
+      </w:r>
+      <w:r>
+        <w:rPr>
+          <w:rFonts w:eastAsia="宋体"/>
+          <w:lang w:eastAsia="zh-CN"/>
+        </w:rPr>
+        <w:t>”</w:t>
+      </w:r>
+      <w:r>
+        <w:rPr>
+          <w:rFonts w:eastAsia="宋体" w:hint="eastAsia"/>
+          <w:lang w:eastAsia="zh-CN"/>
+        </w:rPr>
+        <w:t>, etc.</w:t>
+      </w:r>
     </w:p>
     <w:sectPr>
       <w:pgSz w:w="12240" w:h="15840"/>

--- a/prompts_page3.docx
+++ b/prompts_page3.docx
@@ -1144,16 +1144,44 @@
     <w:p>
       <w:pPr>
         <w:rPr>
+          <w:rFonts w:eastAsia="宋体"/>
+          <w:lang w:eastAsia="zh-CN"/>
+        </w:rPr>
+      </w:pPr>
+      <w:r>
+        <w:rPr>
           <w:rFonts w:eastAsia="宋体" w:hint="eastAsia"/>
           <w:lang w:eastAsia="zh-CN"/>
         </w:rPr>
-      </w:pPr>
+        <w:t xml:space="preserve">6. Reduce AI words, such as </w:t>
+      </w:r>
+      <w:r>
+        <w:rPr>
+          <w:rFonts w:eastAsia="宋体"/>
+          <w:lang w:eastAsia="zh-CN"/>
+        </w:rPr>
+        <w:t>“</w:t>
+      </w:r>
+      <w:r>
+        <w:rPr>
+          <w:rFonts w:eastAsia="宋体"/>
+          <w:lang w:eastAsia="zh-CN"/>
+        </w:rPr>
+        <w:t>—</w:t>
+      </w:r>
+      <w:r>
+        <w:rPr>
+          <w:rFonts w:eastAsia="宋体"/>
+          <w:lang w:eastAsia="zh-CN"/>
+        </w:rPr>
+        <w:t>”</w:t>
+      </w:r>
       <w:r>
         <w:rPr>
           <w:rFonts w:eastAsia="宋体" w:hint="eastAsia"/>
           <w:lang w:eastAsia="zh-CN"/>
         </w:rPr>
-        <w:t xml:space="preserve">6. Reduce AI words, such as </w:t>
+        <w:t xml:space="preserve">, </w:t>
       </w:r>
       <w:r>
         <w:rPr>
@@ -1167,7 +1195,7 @@
           <w:rFonts w:eastAsia="宋体"/>
           <w:lang w:eastAsia="zh-CN"/>
         </w:rPr>
-        <w:t>—</w:t>
+        <w:t>align with</w:t>
       </w:r>
       <w:r>
         <w:rPr>
@@ -1181,35 +1209,91 @@
           <w:rFonts w:eastAsia="宋体" w:hint="eastAsia"/>
           <w:lang w:eastAsia="zh-CN"/>
         </w:rPr>
-        <w:t xml:space="preserve">, </w:t>
+        <w:t>, etc.</w:t>
+      </w:r>
+    </w:p>
+    <w:p>
+      <w:pPr>
+        <w:rPr>
+          <w:rFonts w:eastAsia="宋体" w:hint="eastAsia"/>
+          <w:lang w:eastAsia="zh-CN"/>
+        </w:rPr>
+      </w:pPr>
+      <w:r>
+        <w:rPr>
+          <w:rFonts w:eastAsia="宋体" w:hint="eastAsia"/>
+          <w:lang w:eastAsia="zh-CN"/>
+        </w:rPr>
+        <w:t>7</w:t>
       </w:r>
       <w:r>
         <w:rPr>
           <w:rFonts w:eastAsia="宋体"/>
           <w:lang w:eastAsia="zh-CN"/>
         </w:rPr>
-        <w:t>“</w:t>
+        <w:t>. Each</w:t>
       </w:r>
       <w:r>
         <w:rPr>
           <w:rFonts w:eastAsia="宋体"/>
           <w:lang w:eastAsia="zh-CN"/>
         </w:rPr>
-        <w:t>align with</w:t>
+        <w:t xml:space="preserve"> paragraph should be fully completed without line breaks.</w:t>
+      </w:r>
+      <w:r>
+        <w:rPr>
+          <w:rFonts w:eastAsia="宋体" w:hint="eastAsia"/>
+          <w:lang w:eastAsia="zh-CN"/>
+        </w:rPr>
+        <w:t xml:space="preserve"> </w:t>
       </w:r>
       <w:r>
         <w:rPr>
           <w:rFonts w:eastAsia="宋体"/>
           <w:lang w:eastAsia="zh-CN"/>
         </w:rPr>
-        <w:t>”</w:t>
+        <w:t>Each paragraph should be</w:t>
       </w:r>
       <w:r>
         <w:rPr>
           <w:rFonts w:eastAsia="宋体" w:hint="eastAsia"/>
           <w:lang w:eastAsia="zh-CN"/>
         </w:rPr>
-        <w:t>, etc.</w:t>
+        <w:t xml:space="preserve"> beginning with </w:t>
+      </w:r>
+      <w:r>
+        <w:rPr>
+          <w:rFonts w:eastAsia="宋体"/>
+          <w:lang w:eastAsia="zh-CN"/>
+        </w:rPr>
+        <w:t>“</w:t>
+      </w:r>
+      <w:r>
+        <w:t xml:space="preserve">Paragraph </w:t>
+      </w:r>
+      <w:r>
+        <w:rPr>
+          <w:rFonts w:eastAsia="宋体" w:hint="eastAsia"/>
+          <w:lang w:eastAsia="zh-CN"/>
+        </w:rPr>
+        <w:t>x</w:t>
+      </w:r>
+      <w:r>
+        <w:t xml:space="preserve"> —</w:t>
+      </w:r>
+      <w:r>
+        <w:rPr>
+          <w:rFonts w:eastAsia="宋体" w:hint="eastAsia"/>
+          <w:lang w:eastAsia="zh-CN"/>
+        </w:rPr>
+        <w:t xml:space="preserve"> xxxx</w:t>
+      </w:r>
+      <w:r>
+        <w:rPr>
+          <w:rFonts w:eastAsia="宋体"/>
+          <w:lang w:eastAsia="zh-CN"/>
+        </w:rPr>
+        <w:t>”</w:t>
       </w:r>
     </w:p>
     <w:sectPr>
